--- a/bewerbung-studio/public/templates/Elegant_Lebenslauf_Muster.docx
+++ b/bewerbung-studio/public/templates/Elegant_Lebenslauf_Muster.docx
@@ -4,7 +4,7 @@
   <w:body>
     <w:tbl>
       <w:tblPr>
-        <w:tblW w:type="dxa" w:w="10998"/>
+        <w:tblW w:type="dxa" w:w="11906"/>
         <w:tblLayout w:type="fixed"/>
         <w:tblLook w:firstColumn="1" w:firstRow="1" w:lastColumn="0" w:lastRow="0" w:noHBand="0" w:noVBand="1" w:val="04A0"/>
         <w:tblBorders>
@@ -18,19 +18,17 @@
         <w:tblInd w:type="dxa" w:w="0"/>
       </w:tblPr>
       <w:tblGrid>
-        <w:gridCol w:w="7217"/>
-        <w:gridCol w:w="3781"/>
+        <w:gridCol w:w="7770"/>
+        <w:gridCol w:w="4136"/>
       </w:tblGrid>
       <w:tr>
-        <w:trPr>
-          <w:trHeight w:val="15307" w:hRule="atLeast"/>
-        </w:trPr>
+        <w:trPr/>
         <w:tc>
           <w:tcPr>
-            <w:tcW w:type="dxa" w:w="7217"/>
+            <w:tcW w:type="dxa" w:w="7770"/>
             <w:tcMar>
-              <w:top w:w="180" w:type="dxa"/>
-              <w:bottom w:w="180" w:type="dxa"/>
+              <w:top w:w="1050" w:type="dxa"/>
+              <w:bottom w:w="120" w:type="dxa"/>
               <w:start w:w="0" w:type="dxa"/>
               <w:end w:w="0" w:type="dxa"/>
             </w:tcMar>
@@ -42,10 +40,10 @@
               <w:pStyle w:val="CVName"/>
               <w:keepNext/>
               <w:keepLines w:val="0"/>
-              <w:ind w:left="260" w:right="260"/>
+              <w:ind w:left="720" w:right="420"/>
             </w:pPr>
             <w:r>
-              <w:t>{{VORNAME}} {{NACHNAME}}</w:t>
+              <w:t>{{BEWERBER_NAME}}</w:t>
             </w:r>
           </w:p>
           <w:p>
@@ -53,7 +51,7 @@
               <w:pStyle w:val="CVTitle"/>
               <w:keepNext/>
               <w:keepLines w:val="0"/>
-              <w:ind w:left="260" w:right="260"/>
+              <w:ind w:left="720" w:right="420"/>
             </w:pPr>
             <w:r>
               <w:t>{{BERUFSBEZEICHNUNG}}</w:t>
@@ -62,34 +60,13 @@
           <w:p>
             <w:pPr>
               <w:pStyle w:val="CVFields"/>
-              <w:keepNext/>
+              <w:keepNext w:val="0"/>
               <w:keepLines w:val="0"/>
-              <w:ind w:left="260" w:right="260"/>
+              <w:spacing w:after="440"/>
+              <w:ind w:left="720" w:right="420"/>
             </w:pPr>
             <w:r>
-              <w:t>{{FACHGEBIETE}}</w:t>
-            </w:r>
-          </w:p>
-          <w:p>
-            <w:pPr>
-              <w:pStyle w:val="CVFields"/>
-              <w:keepNext w:val="0"/>
-              <w:keepLines w:val="0"/>
-              <w:ind w:left="260" w:right="260"/>
-            </w:pPr>
-            <w:r>
-              <w:t>{{KONTAKT_ZEILE_1}}</w:t>
-            </w:r>
-          </w:p>
-          <w:p>
-            <w:pPr>
-              <w:pStyle w:val="CVFields"/>
-              <w:keepNext w:val="0"/>
-              <w:keepLines w:val="0"/>
-              <w:ind w:left="260" w:right="260"/>
-            </w:pPr>
-            <w:r>
-              <w:t>{{KONTAKT_ZEILE_2}}</w:t>
+              <w:t>{{BEWERBER_ADRESSE}}, {{BEWERBER_PLZ}} {{BEWERBER_ORT}} | {{BEWERBER_EMAIL}} | {{BEWERBER_TELEFON}}</w:t>
             </w:r>
           </w:p>
           <w:p>
@@ -97,9 +74,9 @@
               <w:pStyle w:val="OptionalHeading"/>
               <w:keepNext/>
               <w:keepLines w:val="0"/>
-              <w:ind w:left="260" w:right="260"/>
+              <w:ind w:left="720" w:right="420"/>
               <w:pBdr>
-                <w:bottom w:val="single" w:sz="6" w:space="3" w:color="55A6D9"/>
+                <w:bottom w:val="single" w:sz="4" w:space="3" w:color="BFC5C8"/>
               </w:pBdr>
             </w:pPr>
             <w:r>
@@ -111,10 +88,27 @@
               <w:pStyle w:val="EntryRole"/>
               <w:keepNext/>
               <w:keepLines/>
-              <w:ind w:left="260" w:right="260"/>
+              <w:tabs>
+                <w:tab w:pos="6630" w:val="right"/>
+              </w:tabs>
+              <w:ind w:left="720" w:right="420"/>
             </w:pPr>
+            <w:r/>
             <w:r>
               <w:t>{{POSITION_1}}</w:t>
+            </w:r>
+            <w:r>
+              <w:tab/>
+            </w:r>
+            <w:r>
+              <w:rPr>
+                <w:rFonts w:ascii="Arial" w:hAnsi="Arial"/>
+                <w:b w:val="0"/>
+                <w:i w:val="0"/>
+                <w:color w:val="626B70"/>
+                <w:sz w:val="18"/>
+              </w:rPr>
+              <w:t>{{STARTDATUM_1}}{{DATUM_TRENNER_1}}{{ENDDATUM_1}}</w:t>
             </w:r>
           </w:p>
           <w:p>
@@ -123,9 +117,9 @@
               <w:keepNext/>
               <w:keepLines/>
               <w:tabs>
-                <w:tab w:pos="6377" w:val="left"/>
+                <w:tab w:pos="6630" w:val="right"/>
               </w:tabs>
-              <w:ind w:left="260" w:right="260"/>
+              <w:ind w:left="720" w:right="420"/>
             </w:pPr>
             <w:r/>
             <w:r>
@@ -139,20 +133,9 @@
                 <w:rFonts w:ascii="Arial" w:hAnsi="Arial"/>
                 <w:b w:val="0"/>
                 <w:i w:val="0"/>
-                <w:color w:val="687681"/>
-                <w:sz w:val="16"/>
+                <w:color w:val="626B70"/>
+                <w:sz w:val="18"/>
               </w:rPr>
-              <w:t>{{STARTDATUM_1}}{{DATUM_TRENNER_1}}{{ENDDATUM_1}}</w:t>
-            </w:r>
-          </w:p>
-          <w:p>
-            <w:pPr>
-              <w:pStyle w:val="EntryMeta"/>
-              <w:keepNext/>
-              <w:keepLines/>
-              <w:ind w:left="260" w:right="260"/>
-            </w:pPr>
-            <w:r>
               <w:t>{{ARBEITSORT_1}}</w:t>
             </w:r>
           </w:p>
@@ -161,7 +144,7 @@
               <w:pStyle w:val="BodyCompact"/>
               <w:keepNext w:val="0"/>
               <w:keepLines/>
-              <w:ind w:left="260" w:right="260"/>
+              <w:ind w:left="720" w:right="420"/>
             </w:pPr>
             <w:r>
               <w:t>{{BESCHREIBUNG_1}}</w:t>
@@ -172,7 +155,7 @@
               <w:pStyle w:val="OptionalBullet"/>
               <w:keepNext w:val="0"/>
               <w:keepLines/>
-              <w:ind w:left="260" w:right="260"/>
+              <w:ind w:left="720" w:right="420"/>
             </w:pPr>
             <w:r>
               <w:t>{{ERFOLG_1_1}}</w:t>
@@ -183,7 +166,7 @@
               <w:pStyle w:val="OptionalBullet"/>
               <w:keepNext w:val="0"/>
               <w:keepLines/>
-              <w:ind w:left="260" w:right="260"/>
+              <w:ind w:left="720" w:right="420"/>
             </w:pPr>
             <w:r>
               <w:t>{{ERFOLG_1_2}}</w:t>
@@ -194,7 +177,7 @@
               <w:pStyle w:val="OptionalBullet"/>
               <w:keepNext w:val="0"/>
               <w:keepLines/>
-              <w:ind w:left="260" w:right="260"/>
+              <w:ind w:left="720" w:right="420"/>
             </w:pPr>
             <w:r>
               <w:t>{{ERFOLG_1_3}}</w:t>
@@ -205,7 +188,7 @@
               <w:pStyle w:val="OptionalBullet"/>
               <w:keepNext w:val="0"/>
               <w:keepLines/>
-              <w:ind w:left="260" w:right="260"/>
+              <w:ind w:left="720" w:right="420"/>
             </w:pPr>
             <w:r>
               <w:t>{{ERFOLG_1_4}}</w:t>
@@ -216,7 +199,7 @@
               <w:pStyle w:val="OptionalBullet"/>
               <w:keepNext w:val="0"/>
               <w:keepLines/>
-              <w:ind w:left="260" w:right="260"/>
+              <w:ind w:left="720" w:right="420"/>
             </w:pPr>
             <w:r>
               <w:t>{{ERFOLG_1_5}}</w:t>
@@ -227,10 +210,27 @@
               <w:pStyle w:val="EntryRole"/>
               <w:keepNext/>
               <w:keepLines/>
-              <w:ind w:left="260" w:right="260"/>
+              <w:tabs>
+                <w:tab w:pos="6630" w:val="right"/>
+              </w:tabs>
+              <w:ind w:left="720" w:right="420"/>
             </w:pPr>
+            <w:r/>
             <w:r>
               <w:t>{{POSITION_2}}</w:t>
+            </w:r>
+            <w:r>
+              <w:tab/>
+            </w:r>
+            <w:r>
+              <w:rPr>
+                <w:rFonts w:ascii="Arial" w:hAnsi="Arial"/>
+                <w:b w:val="0"/>
+                <w:i w:val="0"/>
+                <w:color w:val="626B70"/>
+                <w:sz w:val="18"/>
+              </w:rPr>
+              <w:t>{{STARTDATUM_2}}{{DATUM_TRENNER_2}}{{ENDDATUM_2}}</w:t>
             </w:r>
           </w:p>
           <w:p>
@@ -239,9 +239,9 @@
               <w:keepNext/>
               <w:keepLines/>
               <w:tabs>
-                <w:tab w:pos="6377" w:val="left"/>
+                <w:tab w:pos="6630" w:val="right"/>
               </w:tabs>
-              <w:ind w:left="260" w:right="260"/>
+              <w:ind w:left="720" w:right="420"/>
             </w:pPr>
             <w:r/>
             <w:r>
@@ -255,20 +255,9 @@
                 <w:rFonts w:ascii="Arial" w:hAnsi="Arial"/>
                 <w:b w:val="0"/>
                 <w:i w:val="0"/>
-                <w:color w:val="687681"/>
-                <w:sz w:val="16"/>
+                <w:color w:val="626B70"/>
+                <w:sz w:val="18"/>
               </w:rPr>
-              <w:t>{{STARTDATUM_2}}{{DATUM_TRENNER_2}}{{ENDDATUM_2}}</w:t>
-            </w:r>
-          </w:p>
-          <w:p>
-            <w:pPr>
-              <w:pStyle w:val="EntryMeta"/>
-              <w:keepNext/>
-              <w:keepLines/>
-              <w:ind w:left="260" w:right="260"/>
-            </w:pPr>
-            <w:r>
               <w:t>{{ARBEITSORT_2}}</w:t>
             </w:r>
           </w:p>
@@ -277,7 +266,7 @@
               <w:pStyle w:val="BodyCompact"/>
               <w:keepNext w:val="0"/>
               <w:keepLines/>
-              <w:ind w:left="260" w:right="260"/>
+              <w:ind w:left="720" w:right="420"/>
             </w:pPr>
             <w:r>
               <w:t>{{BESCHREIBUNG_2}}</w:t>
@@ -288,7 +277,7 @@
               <w:pStyle w:val="OptionalBullet"/>
               <w:keepNext w:val="0"/>
               <w:keepLines/>
-              <w:ind w:left="260" w:right="260"/>
+              <w:ind w:left="720" w:right="420"/>
             </w:pPr>
             <w:r>
               <w:t>{{ERFOLG_2_1}}</w:t>
@@ -299,7 +288,7 @@
               <w:pStyle w:val="OptionalBullet"/>
               <w:keepNext w:val="0"/>
               <w:keepLines/>
-              <w:ind w:left="260" w:right="260"/>
+              <w:ind w:left="720" w:right="420"/>
             </w:pPr>
             <w:r>
               <w:t>{{ERFOLG_2_2}}</w:t>
@@ -310,7 +299,7 @@
               <w:pStyle w:val="OptionalBullet"/>
               <w:keepNext w:val="0"/>
               <w:keepLines/>
-              <w:ind w:left="260" w:right="260"/>
+              <w:ind w:left="720" w:right="420"/>
             </w:pPr>
             <w:r>
               <w:t>{{ERFOLG_2_3}}</w:t>
@@ -321,7 +310,7 @@
               <w:pStyle w:val="OptionalBullet"/>
               <w:keepNext w:val="0"/>
               <w:keepLines/>
-              <w:ind w:left="260" w:right="260"/>
+              <w:ind w:left="720" w:right="420"/>
             </w:pPr>
             <w:r>
               <w:t>{{ERFOLG_2_4}}</w:t>
@@ -332,7 +321,7 @@
               <w:pStyle w:val="OptionalBullet"/>
               <w:keepNext w:val="0"/>
               <w:keepLines/>
-              <w:ind w:left="260" w:right="260"/>
+              <w:ind w:left="720" w:right="420"/>
             </w:pPr>
             <w:r>
               <w:t>{{ERFOLG_2_5}}</w:t>
@@ -343,10 +332,27 @@
               <w:pStyle w:val="EntryRole"/>
               <w:keepNext/>
               <w:keepLines/>
-              <w:ind w:left="260" w:right="260"/>
+              <w:tabs>
+                <w:tab w:pos="6630" w:val="right"/>
+              </w:tabs>
+              <w:ind w:left="720" w:right="420"/>
             </w:pPr>
+            <w:r/>
             <w:r>
               <w:t>{{POSITION_3}}</w:t>
+            </w:r>
+            <w:r>
+              <w:tab/>
+            </w:r>
+            <w:r>
+              <w:rPr>
+                <w:rFonts w:ascii="Arial" w:hAnsi="Arial"/>
+                <w:b w:val="0"/>
+                <w:i w:val="0"/>
+                <w:color w:val="626B70"/>
+                <w:sz w:val="18"/>
+              </w:rPr>
+              <w:t>{{STARTDATUM_3}}{{DATUM_TRENNER_3}}{{ENDDATUM_3}}</w:t>
             </w:r>
           </w:p>
           <w:p>
@@ -355,9 +361,9 @@
               <w:keepNext/>
               <w:keepLines/>
               <w:tabs>
-                <w:tab w:pos="6377" w:val="left"/>
+                <w:tab w:pos="6630" w:val="right"/>
               </w:tabs>
-              <w:ind w:left="260" w:right="260"/>
+              <w:ind w:left="720" w:right="420"/>
             </w:pPr>
             <w:r/>
             <w:r>
@@ -371,20 +377,9 @@
                 <w:rFonts w:ascii="Arial" w:hAnsi="Arial"/>
                 <w:b w:val="0"/>
                 <w:i w:val="0"/>
-                <w:color w:val="687681"/>
-                <w:sz w:val="16"/>
+                <w:color w:val="626B70"/>
+                <w:sz w:val="18"/>
               </w:rPr>
-              <w:t>{{STARTDATUM_3}}{{DATUM_TRENNER_3}}{{ENDDATUM_3}}</w:t>
-            </w:r>
-          </w:p>
-          <w:p>
-            <w:pPr>
-              <w:pStyle w:val="EntryMeta"/>
-              <w:keepNext/>
-              <w:keepLines/>
-              <w:ind w:left="260" w:right="260"/>
-            </w:pPr>
-            <w:r>
               <w:t>{{ARBEITSORT_3}}</w:t>
             </w:r>
           </w:p>
@@ -393,7 +388,7 @@
               <w:pStyle w:val="BodyCompact"/>
               <w:keepNext w:val="0"/>
               <w:keepLines/>
-              <w:ind w:left="260" w:right="260"/>
+              <w:ind w:left="720" w:right="420"/>
             </w:pPr>
             <w:r>
               <w:t>{{BESCHREIBUNG_3}}</w:t>
@@ -404,7 +399,7 @@
               <w:pStyle w:val="OptionalBullet"/>
               <w:keepNext w:val="0"/>
               <w:keepLines/>
-              <w:ind w:left="260" w:right="260"/>
+              <w:ind w:left="720" w:right="420"/>
             </w:pPr>
             <w:r>
               <w:t>{{ERFOLG_3_1}}</w:t>
@@ -415,7 +410,7 @@
               <w:pStyle w:val="OptionalBullet"/>
               <w:keepNext w:val="0"/>
               <w:keepLines/>
-              <w:ind w:left="260" w:right="260"/>
+              <w:ind w:left="720" w:right="420"/>
             </w:pPr>
             <w:r>
               <w:t>{{ERFOLG_3_2}}</w:t>
@@ -426,7 +421,7 @@
               <w:pStyle w:val="OptionalBullet"/>
               <w:keepNext w:val="0"/>
               <w:keepLines/>
-              <w:ind w:left="260" w:right="260"/>
+              <w:ind w:left="720" w:right="420"/>
             </w:pPr>
             <w:r>
               <w:t>{{ERFOLG_3_3}}</w:t>
@@ -437,7 +432,7 @@
               <w:pStyle w:val="OptionalBullet"/>
               <w:keepNext w:val="0"/>
               <w:keepLines/>
-              <w:ind w:left="260" w:right="260"/>
+              <w:ind w:left="720" w:right="420"/>
             </w:pPr>
             <w:r>
               <w:t>{{ERFOLG_3_4}}</w:t>
@@ -448,7 +443,7 @@
               <w:pStyle w:val="OptionalBullet"/>
               <w:keepNext w:val="0"/>
               <w:keepLines/>
-              <w:ind w:left="260" w:right="260"/>
+              <w:ind w:left="720" w:right="420"/>
             </w:pPr>
             <w:r>
               <w:t>{{ERFOLG_3_5}}</w:t>
@@ -459,10 +454,27 @@
               <w:pStyle w:val="EntryRole"/>
               <w:keepNext/>
               <w:keepLines/>
-              <w:ind w:left="260" w:right="260"/>
+              <w:tabs>
+                <w:tab w:pos="6630" w:val="right"/>
+              </w:tabs>
+              <w:ind w:left="720" w:right="420"/>
             </w:pPr>
+            <w:r/>
             <w:r>
               <w:t>{{POSITION_4}}</w:t>
+            </w:r>
+            <w:r>
+              <w:tab/>
+            </w:r>
+            <w:r>
+              <w:rPr>
+                <w:rFonts w:ascii="Arial" w:hAnsi="Arial"/>
+                <w:b w:val="0"/>
+                <w:i w:val="0"/>
+                <w:color w:val="626B70"/>
+                <w:sz w:val="18"/>
+              </w:rPr>
+              <w:t>{{STARTDATUM_4}}{{DATUM_TRENNER_4}}{{ENDDATUM_4}}</w:t>
             </w:r>
           </w:p>
           <w:p>
@@ -471,9 +483,9 @@
               <w:keepNext/>
               <w:keepLines/>
               <w:tabs>
-                <w:tab w:pos="6377" w:val="left"/>
+                <w:tab w:pos="6630" w:val="right"/>
               </w:tabs>
-              <w:ind w:left="260" w:right="260"/>
+              <w:ind w:left="720" w:right="420"/>
             </w:pPr>
             <w:r/>
             <w:r>
@@ -487,20 +499,9 @@
                 <w:rFonts w:ascii="Arial" w:hAnsi="Arial"/>
                 <w:b w:val="0"/>
                 <w:i w:val="0"/>
-                <w:color w:val="687681"/>
-                <w:sz w:val="16"/>
+                <w:color w:val="626B70"/>
+                <w:sz w:val="18"/>
               </w:rPr>
-              <w:t>{{STARTDATUM_4}}{{DATUM_TRENNER_4}}{{ENDDATUM_4}}</w:t>
-            </w:r>
-          </w:p>
-          <w:p>
-            <w:pPr>
-              <w:pStyle w:val="EntryMeta"/>
-              <w:keepNext/>
-              <w:keepLines/>
-              <w:ind w:left="260" w:right="260"/>
-            </w:pPr>
-            <w:r>
               <w:t>{{ARBEITSORT_4}}</w:t>
             </w:r>
           </w:p>
@@ -509,7 +510,7 @@
               <w:pStyle w:val="BodyCompact"/>
               <w:keepNext w:val="0"/>
               <w:keepLines/>
-              <w:ind w:left="260" w:right="260"/>
+              <w:ind w:left="720" w:right="420"/>
             </w:pPr>
             <w:r>
               <w:t>{{BESCHREIBUNG_4}}</w:t>
@@ -520,7 +521,7 @@
               <w:pStyle w:val="OptionalBullet"/>
               <w:keepNext w:val="0"/>
               <w:keepLines/>
-              <w:ind w:left="260" w:right="260"/>
+              <w:ind w:left="720" w:right="420"/>
             </w:pPr>
             <w:r>
               <w:t>{{ERFOLG_4_1}}</w:t>
@@ -531,7 +532,7 @@
               <w:pStyle w:val="OptionalBullet"/>
               <w:keepNext w:val="0"/>
               <w:keepLines/>
-              <w:ind w:left="260" w:right="260"/>
+              <w:ind w:left="720" w:right="420"/>
             </w:pPr>
             <w:r>
               <w:t>{{ERFOLG_4_2}}</w:t>
@@ -542,7 +543,7 @@
               <w:pStyle w:val="OptionalBullet"/>
               <w:keepNext w:val="0"/>
               <w:keepLines/>
-              <w:ind w:left="260" w:right="260"/>
+              <w:ind w:left="720" w:right="420"/>
             </w:pPr>
             <w:r>
               <w:t>{{ERFOLG_4_3}}</w:t>
@@ -553,7 +554,7 @@
               <w:pStyle w:val="OptionalBullet"/>
               <w:keepNext w:val="0"/>
               <w:keepLines/>
-              <w:ind w:left="260" w:right="260"/>
+              <w:ind w:left="720" w:right="420"/>
             </w:pPr>
             <w:r>
               <w:t>{{ERFOLG_4_4}}</w:t>
@@ -564,7 +565,7 @@
               <w:pStyle w:val="OptionalBullet"/>
               <w:keepNext w:val="0"/>
               <w:keepLines/>
-              <w:ind w:left="260" w:right="260"/>
+              <w:ind w:left="720" w:right="420"/>
             </w:pPr>
             <w:r>
               <w:t>{{ERFOLG_4_5}}</w:t>
@@ -575,10 +576,27 @@
               <w:pStyle w:val="EntryRole"/>
               <w:keepNext/>
               <w:keepLines/>
-              <w:ind w:left="260" w:right="260"/>
+              <w:tabs>
+                <w:tab w:pos="6630" w:val="right"/>
+              </w:tabs>
+              <w:ind w:left="720" w:right="420"/>
             </w:pPr>
+            <w:r/>
             <w:r>
               <w:t>{{POSITION_5}}</w:t>
+            </w:r>
+            <w:r>
+              <w:tab/>
+            </w:r>
+            <w:r>
+              <w:rPr>
+                <w:rFonts w:ascii="Arial" w:hAnsi="Arial"/>
+                <w:b w:val="0"/>
+                <w:i w:val="0"/>
+                <w:color w:val="626B70"/>
+                <w:sz w:val="18"/>
+              </w:rPr>
+              <w:t>{{STARTDATUM_5}}{{DATUM_TRENNER_5}}{{ENDDATUM_5}}</w:t>
             </w:r>
           </w:p>
           <w:p>
@@ -587,9 +605,9 @@
               <w:keepNext/>
               <w:keepLines/>
               <w:tabs>
-                <w:tab w:pos="6377" w:val="left"/>
+                <w:tab w:pos="6630" w:val="right"/>
               </w:tabs>
-              <w:ind w:left="260" w:right="260"/>
+              <w:ind w:left="720" w:right="420"/>
             </w:pPr>
             <w:r/>
             <w:r>
@@ -603,20 +621,9 @@
                 <w:rFonts w:ascii="Arial" w:hAnsi="Arial"/>
                 <w:b w:val="0"/>
                 <w:i w:val="0"/>
-                <w:color w:val="687681"/>
-                <w:sz w:val="16"/>
+                <w:color w:val="626B70"/>
+                <w:sz w:val="18"/>
               </w:rPr>
-              <w:t>{{STARTDATUM_5}}{{DATUM_TRENNER_5}}{{ENDDATUM_5}}</w:t>
-            </w:r>
-          </w:p>
-          <w:p>
-            <w:pPr>
-              <w:pStyle w:val="EntryMeta"/>
-              <w:keepNext/>
-              <w:keepLines/>
-              <w:ind w:left="260" w:right="260"/>
-            </w:pPr>
-            <w:r>
               <w:t>{{ARBEITSORT_5}}</w:t>
             </w:r>
           </w:p>
@@ -625,7 +632,7 @@
               <w:pStyle w:val="BodyCompact"/>
               <w:keepNext w:val="0"/>
               <w:keepLines/>
-              <w:ind w:left="260" w:right="260"/>
+              <w:ind w:left="720" w:right="420"/>
             </w:pPr>
             <w:r>
               <w:t>{{BESCHREIBUNG_5}}</w:t>
@@ -636,7 +643,7 @@
               <w:pStyle w:val="OptionalBullet"/>
               <w:keepNext w:val="0"/>
               <w:keepLines/>
-              <w:ind w:left="260" w:right="260"/>
+              <w:ind w:left="720" w:right="420"/>
             </w:pPr>
             <w:r>
               <w:t>{{ERFOLG_5_1}}</w:t>
@@ -647,7 +654,7 @@
               <w:pStyle w:val="OptionalBullet"/>
               <w:keepNext w:val="0"/>
               <w:keepLines/>
-              <w:ind w:left="260" w:right="260"/>
+              <w:ind w:left="720" w:right="420"/>
             </w:pPr>
             <w:r>
               <w:t>{{ERFOLG_5_2}}</w:t>
@@ -658,7 +665,7 @@
               <w:pStyle w:val="OptionalBullet"/>
               <w:keepNext w:val="0"/>
               <w:keepLines/>
-              <w:ind w:left="260" w:right="260"/>
+              <w:ind w:left="720" w:right="420"/>
             </w:pPr>
             <w:r>
               <w:t>{{ERFOLG_5_3}}</w:t>
@@ -669,7 +676,7 @@
               <w:pStyle w:val="OptionalBullet"/>
               <w:keepNext w:val="0"/>
               <w:keepLines/>
-              <w:ind w:left="260" w:right="260"/>
+              <w:ind w:left="720" w:right="420"/>
             </w:pPr>
             <w:r>
               <w:t>{{ERFOLG_5_4}}</w:t>
@@ -680,7 +687,7 @@
               <w:pStyle w:val="OptionalBullet"/>
               <w:keepNext w:val="0"/>
               <w:keepLines/>
-              <w:ind w:left="260" w:right="260"/>
+              <w:ind w:left="720" w:right="420"/>
             </w:pPr>
             <w:r>
               <w:t>{{ERFOLG_5_5}}</w:t>
@@ -691,9 +698,9 @@
               <w:pStyle w:val="OptionalHeading"/>
               <w:keepNext/>
               <w:keepLines w:val="0"/>
-              <w:ind w:left="260" w:right="260"/>
+              <w:ind w:left="720" w:right="420"/>
               <w:pBdr>
-                <w:bottom w:val="single" w:sz="6" w:space="3" w:color="55A6D9"/>
+                <w:bottom w:val="single" w:sz="4" w:space="3" w:color="BFC5C8"/>
               </w:pBdr>
             </w:pPr>
             <w:r>
@@ -705,7 +712,7 @@
               <w:pStyle w:val="EntryRole"/>
               <w:keepNext/>
               <w:keepLines/>
-              <w:ind w:left="260" w:right="260"/>
+              <w:ind w:left="720" w:right="420"/>
             </w:pPr>
             <w:r>
               <w:t>{{ABSCHLUSS_1}}</w:t>
@@ -716,7 +723,7 @@
               <w:pStyle w:val="BodyCompact"/>
               <w:keepNext/>
               <w:keepLines/>
-              <w:ind w:left="260" w:right="260"/>
+              <w:ind w:left="720" w:right="420"/>
             </w:pPr>
             <w:r>
               <w:t>{{FACHRICHTUNG_1}}</w:t>
@@ -728,9 +735,9 @@
               <w:keepNext/>
               <w:keepLines/>
               <w:tabs>
-                <w:tab w:pos="6377" w:val="left"/>
+                <w:tab w:pos="6630" w:val="right"/>
               </w:tabs>
-              <w:ind w:left="260" w:right="260"/>
+              <w:ind w:left="720" w:right="420"/>
             </w:pPr>
             <w:r/>
             <w:r>
@@ -744,21 +751,10 @@
                 <w:rFonts w:ascii="Arial" w:hAnsi="Arial"/>
                 <w:b w:val="0"/>
                 <w:i w:val="0"/>
-                <w:color w:val="687681"/>
-                <w:sz w:val="16"/>
+                <w:color w:val="626B70"/>
+                <w:sz w:val="18"/>
               </w:rPr>
-              <w:t>{{AUSBILDUNG_START_1}}{{AUSBILDUNG_DATUM_TRENNER_1}}{{AUSBILDUNG_ENDE_1}}</w:t>
-            </w:r>
-          </w:p>
-          <w:p>
-            <w:pPr>
-              <w:pStyle w:val="EntryMeta"/>
-              <w:keepNext w:val="0"/>
-              <w:keepLines/>
-              <w:ind w:left="260" w:right="260"/>
-            </w:pPr>
-            <w:r>
-              <w:t>{{AUSBILDUNG_ORT_1}}</w:t>
+              <w:t>{{AUSBILDUNG_START_1}}{{AUSBILDUNG_DATUM_TRENNER_1}}{{AUSBILDUNG_ENDE_1}} {{AUSBILDUNG_ORT_1}}</w:t>
             </w:r>
           </w:p>
           <w:p>
@@ -766,7 +762,7 @@
               <w:pStyle w:val="EntryRole"/>
               <w:keepNext/>
               <w:keepLines/>
-              <w:ind w:left="260" w:right="260"/>
+              <w:ind w:left="720" w:right="420"/>
             </w:pPr>
             <w:r>
               <w:t>{{ABSCHLUSS_2}}</w:t>
@@ -777,7 +773,7 @@
               <w:pStyle w:val="BodyCompact"/>
               <w:keepNext/>
               <w:keepLines/>
-              <w:ind w:left="260" w:right="260"/>
+              <w:ind w:left="720" w:right="420"/>
             </w:pPr>
             <w:r>
               <w:t>{{FACHRICHTUNG_2}}</w:t>
@@ -789,9 +785,9 @@
               <w:keepNext/>
               <w:keepLines/>
               <w:tabs>
-                <w:tab w:pos="6377" w:val="left"/>
+                <w:tab w:pos="6630" w:val="right"/>
               </w:tabs>
-              <w:ind w:left="260" w:right="260"/>
+              <w:ind w:left="720" w:right="420"/>
             </w:pPr>
             <w:r/>
             <w:r>
@@ -805,21 +801,10 @@
                 <w:rFonts w:ascii="Arial" w:hAnsi="Arial"/>
                 <w:b w:val="0"/>
                 <w:i w:val="0"/>
-                <w:color w:val="687681"/>
-                <w:sz w:val="16"/>
+                <w:color w:val="626B70"/>
+                <w:sz w:val="18"/>
               </w:rPr>
-              <w:t>{{AUSBILDUNG_START_2}}{{AUSBILDUNG_DATUM_TRENNER_2}}{{AUSBILDUNG_ENDE_2}}</w:t>
-            </w:r>
-          </w:p>
-          <w:p>
-            <w:pPr>
-              <w:pStyle w:val="EntryMeta"/>
-              <w:keepNext w:val="0"/>
-              <w:keepLines/>
-              <w:ind w:left="260" w:right="260"/>
-            </w:pPr>
-            <w:r>
-              <w:t>{{AUSBILDUNG_ORT_2}}</w:t>
+              <w:t>{{AUSBILDUNG_START_2}}{{AUSBILDUNG_DATUM_TRENNER_2}}{{AUSBILDUNG_ENDE_2}} {{AUSBILDUNG_ORT_2}}</w:t>
             </w:r>
           </w:p>
           <w:p>
@@ -827,7 +812,7 @@
               <w:pStyle w:val="EntryRole"/>
               <w:keepNext/>
               <w:keepLines/>
-              <w:ind w:left="260" w:right="260"/>
+              <w:ind w:left="720" w:right="420"/>
             </w:pPr>
             <w:r>
               <w:t>{{ABSCHLUSS_3}}</w:t>
@@ -838,7 +823,7 @@
               <w:pStyle w:val="BodyCompact"/>
               <w:keepNext/>
               <w:keepLines/>
-              <w:ind w:left="260" w:right="260"/>
+              <w:ind w:left="720" w:right="420"/>
             </w:pPr>
             <w:r>
               <w:t>{{FACHRICHTUNG_3}}</w:t>
@@ -850,9 +835,9 @@
               <w:keepNext/>
               <w:keepLines/>
               <w:tabs>
-                <w:tab w:pos="6377" w:val="left"/>
+                <w:tab w:pos="6630" w:val="right"/>
               </w:tabs>
-              <w:ind w:left="260" w:right="260"/>
+              <w:ind w:left="720" w:right="420"/>
             </w:pPr>
             <w:r/>
             <w:r>
@@ -866,21 +851,10 @@
                 <w:rFonts w:ascii="Arial" w:hAnsi="Arial"/>
                 <w:b w:val="0"/>
                 <w:i w:val="0"/>
-                <w:color w:val="687681"/>
-                <w:sz w:val="16"/>
+                <w:color w:val="626B70"/>
+                <w:sz w:val="18"/>
               </w:rPr>
-              <w:t>{{AUSBILDUNG_START_3}}{{AUSBILDUNG_DATUM_TRENNER_3}}{{AUSBILDUNG_ENDE_3}}</w:t>
-            </w:r>
-          </w:p>
-          <w:p>
-            <w:pPr>
-              <w:pStyle w:val="EntryMeta"/>
-              <w:keepNext w:val="0"/>
-              <w:keepLines/>
-              <w:ind w:left="260" w:right="260"/>
-            </w:pPr>
-            <w:r>
-              <w:t>{{AUSBILDUNG_ORT_3}}</w:t>
+              <w:t>{{AUSBILDUNG_START_3}}{{AUSBILDUNG_DATUM_TRENNER_3}}{{AUSBILDUNG_ENDE_3}} {{AUSBILDUNG_ORT_3}}</w:t>
             </w:r>
           </w:p>
           <w:p>
@@ -888,9 +862,9 @@
               <w:pStyle w:val="OptionalHeading"/>
               <w:keepNext/>
               <w:keepLines w:val="0"/>
-              <w:ind w:left="260" w:right="260"/>
+              <w:ind w:left="720" w:right="420"/>
               <w:pBdr>
-                <w:bottom w:val="single" w:sz="6" w:space="3" w:color="55A6D9"/>
+                <w:bottom w:val="single" w:sz="4" w:space="3" w:color="BFC5C8"/>
               </w:pBdr>
             </w:pPr>
             <w:r>
@@ -902,7 +876,7 @@
               <w:pStyle w:val="Optional"/>
               <w:keepNext w:val="0"/>
               <w:keepLines w:val="0"/>
-              <w:ind w:left="260" w:right="260"/>
+              <w:ind w:left="720" w:right="420"/>
             </w:pPr>
             <w:r>
               <w:t>{{PROJEKTE}}</w:t>
@@ -913,9 +887,9 @@
               <w:pStyle w:val="OptionalHeading"/>
               <w:keepNext/>
               <w:keepLines w:val="0"/>
-              <w:ind w:left="260" w:right="260"/>
+              <w:ind w:left="720" w:right="420"/>
               <w:pBdr>
-                <w:bottom w:val="single" w:sz="6" w:space="3" w:color="55A6D9"/>
+                <w:bottom w:val="single" w:sz="4" w:space="3" w:color="BFC5C8"/>
               </w:pBdr>
             </w:pPr>
             <w:r>
@@ -927,7 +901,7 @@
               <w:pStyle w:val="Optional"/>
               <w:keepNext w:val="0"/>
               <w:keepLines w:val="0"/>
-              <w:ind w:left="260" w:right="260"/>
+              <w:ind w:left="720" w:right="420"/>
             </w:pPr>
             <w:r>
               <w:t>{{WEITERBILDUNGEN}}</w:t>
@@ -938,9 +912,9 @@
               <w:pStyle w:val="OptionalHeading"/>
               <w:keepNext/>
               <w:keepLines w:val="0"/>
-              <w:ind w:left="260" w:right="260"/>
+              <w:ind w:left="720" w:right="420"/>
               <w:pBdr>
-                <w:bottom w:val="single" w:sz="6" w:space="3" w:color="55A6D9"/>
+                <w:bottom w:val="single" w:sz="4" w:space="3" w:color="BFC5C8"/>
               </w:pBdr>
             </w:pPr>
             <w:r>
@@ -952,7 +926,7 @@
               <w:pStyle w:val="Optional"/>
               <w:keepNext w:val="0"/>
               <w:keepLines w:val="0"/>
-              <w:ind w:left="260" w:right="260"/>
+              <w:ind w:left="720" w:right="420"/>
             </w:pPr>
             <w:r>
               <w:t>{{ZERTIFIKATE}}</w:t>
@@ -963,9 +937,9 @@
               <w:pStyle w:val="OptionalHeading"/>
               <w:keepNext/>
               <w:keepLines w:val="0"/>
-              <w:ind w:left="260" w:right="260"/>
+              <w:ind w:left="720" w:right="420"/>
               <w:pBdr>
-                <w:bottom w:val="single" w:sz="6" w:space="3" w:color="55A6D9"/>
+                <w:bottom w:val="single" w:sz="4" w:space="3" w:color="BFC5C8"/>
               </w:pBdr>
             </w:pPr>
             <w:r>
@@ -977,43 +951,35 @@
               <w:pStyle w:val="Optional"/>
               <w:keepNext w:val="0"/>
               <w:keepLines w:val="0"/>
-              <w:ind w:left="260" w:right="260"/>
+              <w:ind w:left="720" w:right="420"/>
             </w:pPr>
             <w:r>
               <w:t>{{VEROEFFENTLICHUNGEN}}</w:t>
             </w:r>
           </w:p>
-          <w:p>
-            <w:pPr>
-              <w:pStyle w:val="CellTerminator"/>
-            </w:pPr>
-            <w:r>
-              <w:t xml:space="preserve"> </w:t>
-            </w:r>
-          </w:p>
         </w:tc>
         <w:tc>
           <w:tcPr>
-            <w:tcW w:type="dxa" w:w="3781"/>
+            <w:tcW w:type="dxa" w:w="4136"/>
             <w:tcMar>
-              <w:top w:w="180" w:type="dxa"/>
-              <w:bottom w:w="180" w:type="dxa"/>
+              <w:top w:w="720" w:type="dxa"/>
+              <w:bottom w:w="120" w:type="dxa"/>
               <w:start w:w="0" w:type="dxa"/>
               <w:end w:w="0" w:type="dxa"/>
             </w:tcMar>
             <w:vAlign w:val="top"/>
-            <w:shd w:fill="294966" w:val="clear"/>
+            <w:shd w:fill="244762" w:val="clear"/>
           </w:tcPr>
           <w:p>
             <w:pPr>
-              <w:spacing w:before="60" w:after="180"/>
-              <w:ind w:left="300" w:right="300"/>
+              <w:spacing w:before="0" w:after="920"/>
+              <w:ind w:left="550" w:right="550"/>
               <w:jc w:val="center"/>
             </w:pPr>
             <w:r>
               <w:drawing>
                 <wp:inline xmlns:a="http://schemas.openxmlformats.org/drawingml/2006/main" xmlns:pic="http://schemas.openxmlformats.org/drawingml/2006/picture">
-                  <wp:extent cx="1368000" cy="1620000"/>
+                  <wp:extent cx="1008000" cy="1008000"/>
                   <wp:docPr id="1" name="Picture 1" descr="PROFILFOTO" title="PROFILFOTO"/>
                   <wp:cNvGraphicFramePr>
                     <a:graphicFrameLocks noChangeAspect="1"/>
@@ -1026,7 +992,7 @@
                           <pic:cNvPicPr/>
                         </pic:nvPicPr>
                         <pic:blipFill>
-                          <a:blip r:embed="rId9"/>
+                          <a:blip r:embed="rId10"/>
                           <a:stretch>
                             <a:fillRect/>
                           </a:stretch>
@@ -1034,7 +1000,7 @@
                         <pic:spPr>
                           <a:xfrm>
                             <a:off x="0" y="0"/>
-                            <a:ext cx="1368000" cy="1620000"/>
+                            <a:ext cx="1008000" cy="1008000"/>
                           </a:xfrm>
                           <a:prstGeom prst="rect"/>
                         </pic:spPr>
@@ -1050,9 +1016,9 @@
               <w:pStyle w:val="OptionalSidebarHeading"/>
               <w:keepNext/>
               <w:keepLines w:val="0"/>
-              <w:ind w:left="300" w:right="300"/>
+              <w:ind w:left="550" w:right="550"/>
               <w:pBdr>
-                <w:bottom w:val="single" w:sz="4" w:space="3" w:color="79BCE4"/>
+                <w:bottom w:val="single" w:sz="4" w:space="3" w:color="E6EBEF"/>
               </w:pBdr>
             </w:pPr>
             <w:r>
@@ -1064,7 +1030,7 @@
               <w:pStyle w:val="OptionalSidebar"/>
               <w:keepNext w:val="0"/>
               <w:keepLines w:val="0"/>
-              <w:ind w:left="300" w:right="300"/>
+              <w:ind w:left="550" w:right="550"/>
             </w:pPr>
             <w:r>
               <w:t>{{ZUSAMMENFASSUNG}}</w:t>
@@ -1075,9 +1041,9 @@
               <w:pStyle w:val="OptionalSidebarHeading"/>
               <w:keepNext/>
               <w:keepLines w:val="0"/>
-              <w:ind w:left="300" w:right="300"/>
+              <w:ind w:left="550" w:right="550"/>
               <w:pBdr>
-                <w:bottom w:val="single" w:sz="4" w:space="3" w:color="79BCE4"/>
+                <w:bottom w:val="single" w:sz="4" w:space="3" w:color="E6EBEF"/>
               </w:pBdr>
             </w:pPr>
             <w:r>
@@ -1089,7 +1055,7 @@
               <w:pStyle w:val="SidebarStrong"/>
               <w:keepNext/>
               <w:keepLines w:val="0"/>
-              <w:ind w:left="300" w:right="300"/>
+              <w:ind w:left="550" w:right="550"/>
             </w:pPr>
             <w:r>
               <w:t>{{STAERKE_1_TITEL}}</w:t>
@@ -1100,7 +1066,7 @@
               <w:pStyle w:val="SidebarMuted"/>
               <w:keepNext w:val="0"/>
               <w:keepLines w:val="0"/>
-              <w:ind w:left="300" w:right="300"/>
+              <w:ind w:left="550" w:right="550"/>
             </w:pPr>
             <w:r>
               <w:t>{{STAERKE_1_BESCHREIBUNG}}</w:t>
@@ -1111,7 +1077,7 @@
               <w:pStyle w:val="SidebarStrong"/>
               <w:keepNext/>
               <w:keepLines w:val="0"/>
-              <w:ind w:left="300" w:right="300"/>
+              <w:ind w:left="550" w:right="550"/>
             </w:pPr>
             <w:r>
               <w:t>{{STAERKE_2_TITEL}}</w:t>
@@ -1122,7 +1088,7 @@
               <w:pStyle w:val="SidebarMuted"/>
               <w:keepNext w:val="0"/>
               <w:keepLines w:val="0"/>
-              <w:ind w:left="300" w:right="300"/>
+              <w:ind w:left="550" w:right="550"/>
             </w:pPr>
             <w:r>
               <w:t>{{STAERKE_2_BESCHREIBUNG}}</w:t>
@@ -1133,7 +1099,7 @@
               <w:pStyle w:val="SidebarStrong"/>
               <w:keepNext/>
               <w:keepLines w:val="0"/>
-              <w:ind w:left="300" w:right="300"/>
+              <w:ind w:left="550" w:right="550"/>
             </w:pPr>
             <w:r>
               <w:t>{{STAERKE_3_TITEL}}</w:t>
@@ -1144,7 +1110,7 @@
               <w:pStyle w:val="SidebarMuted"/>
               <w:keepNext w:val="0"/>
               <w:keepLines w:val="0"/>
-              <w:ind w:left="300" w:right="300"/>
+              <w:ind w:left="550" w:right="550"/>
             </w:pPr>
             <w:r>
               <w:t>{{STAERKE_3_BESCHREIBUNG}}</w:t>
@@ -1155,9 +1121,9 @@
               <w:pStyle w:val="OptionalSidebarHeading"/>
               <w:keepNext/>
               <w:keepLines w:val="0"/>
-              <w:ind w:left="300" w:right="300"/>
+              <w:ind w:left="550" w:right="550"/>
               <w:pBdr>
-                <w:bottom w:val="single" w:sz="4" w:space="3" w:color="79BCE4"/>
+                <w:bottom w:val="single" w:sz="4" w:space="3" w:color="E6EBEF"/>
               </w:pBdr>
             </w:pPr>
             <w:r>
@@ -1169,7 +1135,7 @@
               <w:pStyle w:val="SidebarStrong"/>
               <w:keepNext/>
               <w:keepLines w:val="0"/>
-              <w:ind w:left="300" w:right="300"/>
+              <w:ind w:left="550" w:right="550"/>
             </w:pPr>
             <w:r>
               <w:t>{{KENNTNIS_KATEGORIE_1}}</w:t>
@@ -1180,7 +1146,7 @@
               <w:pStyle w:val="SidebarMuted"/>
               <w:keepNext w:val="0"/>
               <w:keepLines w:val="0"/>
-              <w:ind w:left="300" w:right="300"/>
+              <w:ind w:left="550" w:right="550"/>
             </w:pPr>
             <w:r>
               <w:t>{{KENNTNIS_EINTRAEGE_1}}</w:t>
@@ -1191,7 +1157,7 @@
               <w:pStyle w:val="SidebarStrong"/>
               <w:keepNext/>
               <w:keepLines w:val="0"/>
-              <w:ind w:left="300" w:right="300"/>
+              <w:ind w:left="550" w:right="550"/>
             </w:pPr>
             <w:r>
               <w:t>{{KENNTNIS_KATEGORIE_2}}</w:t>
@@ -1202,7 +1168,7 @@
               <w:pStyle w:val="SidebarMuted"/>
               <w:keepNext w:val="0"/>
               <w:keepLines w:val="0"/>
-              <w:ind w:left="300" w:right="300"/>
+              <w:ind w:left="550" w:right="550"/>
             </w:pPr>
             <w:r>
               <w:t>{{KENNTNIS_EINTRAEGE_2}}</w:t>
@@ -1213,7 +1179,7 @@
               <w:pStyle w:val="SidebarStrong"/>
               <w:keepNext/>
               <w:keepLines w:val="0"/>
-              <w:ind w:left="300" w:right="300"/>
+              <w:ind w:left="550" w:right="550"/>
             </w:pPr>
             <w:r>
               <w:t>{{KENNTNIS_KATEGORIE_3}}</w:t>
@@ -1224,7 +1190,7 @@
               <w:pStyle w:val="SidebarMuted"/>
               <w:keepNext w:val="0"/>
               <w:keepLines w:val="0"/>
-              <w:ind w:left="300" w:right="300"/>
+              <w:ind w:left="550" w:right="550"/>
             </w:pPr>
             <w:r>
               <w:t>{{KENNTNIS_EINTRAEGE_3}}</w:t>
@@ -1235,7 +1201,7 @@
               <w:pStyle w:val="SidebarStrong"/>
               <w:keepNext/>
               <w:keepLines w:val="0"/>
-              <w:ind w:left="300" w:right="300"/>
+              <w:ind w:left="550" w:right="550"/>
             </w:pPr>
             <w:r>
               <w:t>{{KENNTNIS_KATEGORIE_4}}</w:t>
@@ -1246,7 +1212,7 @@
               <w:pStyle w:val="SidebarMuted"/>
               <w:keepNext w:val="0"/>
               <w:keepLines w:val="0"/>
-              <w:ind w:left="300" w:right="300"/>
+              <w:ind w:left="550" w:right="550"/>
             </w:pPr>
             <w:r>
               <w:t>{{KENNTNIS_EINTRAEGE_4}}</w:t>
@@ -1257,7 +1223,7 @@
               <w:pStyle w:val="SidebarStrong"/>
               <w:keepNext/>
               <w:keepLines w:val="0"/>
-              <w:ind w:left="300" w:right="300"/>
+              <w:ind w:left="550" w:right="550"/>
             </w:pPr>
             <w:r>
               <w:t>{{KENNTNIS_KATEGORIE_5}}</w:t>
@@ -1268,7 +1234,7 @@
               <w:pStyle w:val="SidebarMuted"/>
               <w:keepNext w:val="0"/>
               <w:keepLines w:val="0"/>
-              <w:ind w:left="300" w:right="300"/>
+              <w:ind w:left="550" w:right="550"/>
             </w:pPr>
             <w:r>
               <w:t>{{KENNTNIS_EINTRAEGE_5}}</w:t>
@@ -1279,9 +1245,9 @@
               <w:pStyle w:val="OptionalSidebarHeading"/>
               <w:keepNext/>
               <w:keepLines w:val="0"/>
-              <w:ind w:left="300" w:right="300"/>
+              <w:ind w:left="550" w:right="550"/>
               <w:pBdr>
-                <w:bottom w:val="single" w:sz="4" w:space="3" w:color="79BCE4"/>
+                <w:bottom w:val="single" w:sz="4" w:space="3" w:color="E6EBEF"/>
               </w:pBdr>
             </w:pPr>
             <w:r>
@@ -1293,7 +1259,7 @@
               <w:pStyle w:val="SidebarStrong"/>
               <w:keepNext/>
               <w:keepLines w:val="0"/>
-              <w:ind w:left="300" w:right="300"/>
+              <w:ind w:left="550" w:right="550"/>
             </w:pPr>
             <w:r>
               <w:t>{{SPRACHE_1}}</w:t>
@@ -1304,7 +1270,7 @@
               <w:pStyle w:val="SidebarMuted"/>
               <w:keepNext w:val="0"/>
               <w:keepLines w:val="0"/>
-              <w:ind w:left="300" w:right="300"/>
+              <w:ind w:left="550" w:right="550"/>
             </w:pPr>
             <w:r>
               <w:t>{{SPRACHNIVEAU_1}}</w:t>
@@ -1315,7 +1281,7 @@
               <w:pStyle w:val="SidebarStrong"/>
               <w:keepNext/>
               <w:keepLines w:val="0"/>
-              <w:ind w:left="300" w:right="300"/>
+              <w:ind w:left="550" w:right="550"/>
             </w:pPr>
             <w:r>
               <w:t>{{SPRACHE_2}}</w:t>
@@ -1326,7 +1292,7 @@
               <w:pStyle w:val="SidebarMuted"/>
               <w:keepNext w:val="0"/>
               <w:keepLines w:val="0"/>
-              <w:ind w:left="300" w:right="300"/>
+              <w:ind w:left="550" w:right="550"/>
             </w:pPr>
             <w:r>
               <w:t>{{SPRACHNIVEAU_2}}</w:t>
@@ -1337,7 +1303,7 @@
               <w:pStyle w:val="SidebarStrong"/>
               <w:keepNext/>
               <w:keepLines w:val="0"/>
-              <w:ind w:left="300" w:right="300"/>
+              <w:ind w:left="550" w:right="550"/>
             </w:pPr>
             <w:r>
               <w:t>{{SPRACHE_3}}</w:t>
@@ -1348,31 +1314,40 @@
               <w:pStyle w:val="SidebarMuted"/>
               <w:keepNext w:val="0"/>
               <w:keepLines w:val="0"/>
-              <w:ind w:left="300" w:right="300"/>
+              <w:ind w:left="550" w:right="550"/>
             </w:pPr>
             <w:r>
               <w:t>{{SPRACHNIVEAU_3}}</w:t>
-            </w:r>
-          </w:p>
-          <w:p>
-            <w:pPr>
-              <w:pStyle w:val="CellTerminator"/>
-            </w:pPr>
-            <w:r>
-              <w:t xml:space="preserve"> </w:t>
             </w:r>
           </w:p>
         </w:tc>
       </w:tr>
     </w:tbl>
     <w:sectPr>
+      <w:headerReference w:type="default" r:id="rId9"/>
       <w:pgSz w:w="11906" w:h="16838"/>
-      <w:pgMar w:top="454" w:right="454" w:bottom="454" w:left="454" w:header="227" w:footer="283" w:gutter="0"/>
+      <w:pgMar w:top="0" w:right="0" w:bottom="0" w:left="0" w:header="0" w:footer="0" w:gutter="0"/>
       <w:cols w:space="720"/>
       <w:docGrid w:linePitch="312"/>
     </w:sectPr>
   </w:body>
 </w:document>
+</file>
+
+<file path=word/header1.xml><?xml version="1.0" encoding="utf-8"?>
+<w:hdr xmlns:m="http://schemas.openxmlformats.org/officeDocument/2006/math" xmlns:mc="http://schemas.openxmlformats.org/markup-compatibility/2006" xmlns:mo="http://schemas.microsoft.com/office/mac/office/2008/main" xmlns:mv="urn:schemas-microsoft-com:mac:vml" xmlns:o="urn:schemas-microsoft-com:office:office" xmlns:r="http://schemas.openxmlformats.org/officeDocument/2006/relationships" xmlns:v="urn:schemas-microsoft-com:vml" xmlns:w10="urn:schemas-microsoft-com:office:word" xmlns:w14="http://schemas.microsoft.com/office/word/2010/wordml" xmlns:w="http://schemas.openxmlformats.org/wordprocessingml/2006/main" xmlns:wne="http://schemas.microsoft.com/office/word/2006/wordml" xmlns:wp14="http://schemas.microsoft.com/office/word/2010/wordprocessingDrawing" xmlns:wp="http://schemas.openxmlformats.org/drawingml/2006/wordprocessingDrawing" xmlns:wpc="http://schemas.microsoft.com/office/word/2010/wordprocessingCanvas" xmlns:wpg="http://schemas.microsoft.com/office/word/2010/wordprocessingGroup" xmlns:wpi="http://schemas.microsoft.com/office/word/2010/wordprocessingInk" xmlns:wps="http://schemas.microsoft.com/office/word/2010/wordprocessingShape" mc:Ignorable="w14 wp14">
+  <w:p>
+    <w:pPr>
+      <w:pStyle w:val="Header"/>
+      <w:spacing w:before="0" w:after="0" w:line="20" w:lineRule="exact"/>
+    </w:pPr>
+    <w:r>
+      <w:pict>
+        <v:rect id="ElegantSidebarBackground" style="position:absolute;left:388.50pt;top:0pt;width:206.80pt;height:841.90pt;z-index:-251654144;mso-position-horizontal-relative:page;mso-position-vertical-relative:page;mso-wrap-style:none" fillcolor="#244762" stroked="f"/>
+      </w:pict>
+    </w:r>
+  </w:p>
+</w:hdr>
 </file>
 
 <file path=word/numbering.xml><?xml version="1.0" encoding="utf-8"?>
@@ -1743,7 +1718,7 @@
     </w:pPr>
     <w:rPr>
       <w:rFonts w:ascii="Arial" w:hAnsi="Arial"/>
-      <w:color w:val="303A43"/>
+      <w:color w:val="3C474D"/>
       <w:sz w:val="18"/>
     </w:rPr>
   </w:style>
@@ -2273,14 +2248,14 @@
       <w:numPr>
         <w:numId w:val="1"/>
       </w:numPr>
-      <w:spacing w:after="20" w:line="252" w:lineRule="auto"/>
-      <w:ind w:left="520" w:hanging="240"/>
+      <w:spacing w:after="20" w:line="259" w:lineRule="auto"/>
+      <w:ind w:left="980" w:hanging="240" w:right="420"/>
       <w:contextualSpacing/>
     </w:pPr>
     <w:rPr>
       <w:rFonts w:ascii="Arial" w:hAnsi="Arial"/>
-      <w:color w:val="303A43"/>
-      <w:sz w:val="16"/>
+      <w:color w:val="626B70"/>
+      <w:sz w:val="18"/>
     </w:rPr>
   </w:style>
   <w:style w:type="paragraph" w:styleId="ListBullet2">
@@ -13439,224 +13414,224 @@
   <w:style w:type="paragraph" w:customStyle="1" w:styleId="CVName">
     <w:name w:val="CV Name"/>
     <w:pPr>
-      <w:spacing w:before="0" w:after="40" w:line="240" w:lineRule="auto"/>
-    </w:pPr>
-    <w:rPr>
-      <w:rFonts w:ascii="Arial" w:hAnsi="Arial"/>
-      <w:b/>
-      <w:i w:val="0"/>
-      <w:color w:val="303A43"/>
-      <w:sz w:val="50"/>
-    </w:rPr>
-  </w:style>
-  <w:style w:type="paragraph" w:customStyle="1" w:styleId="CVTitle">
-    <w:name w:val="CV Title"/>
-    <w:pPr>
       <w:spacing w:before="0" w:after="60" w:line="240" w:lineRule="auto"/>
-    </w:pPr>
-    <w:rPr>
-      <w:rFonts w:ascii="Arial" w:hAnsi="Arial"/>
-      <w:b/>
-      <w:i w:val="0"/>
-      <w:color w:val="55A6D9"/>
-      <w:sz w:val="22"/>
-    </w:rPr>
-  </w:style>
-  <w:style w:type="paragraph" w:customStyle="1" w:styleId="CVFields">
-    <w:name w:val="CV Fields"/>
-    <w:pPr>
-      <w:spacing w:before="0" w:after="80" w:line="252" w:lineRule="auto"/>
     </w:pPr>
     <w:rPr>
       <w:rFonts w:ascii="Arial" w:hAnsi="Arial"/>
       <w:b w:val="0"/>
       <w:i w:val="0"/>
-      <w:color w:val="687681"/>
-      <w:sz w:val="17"/>
+      <w:color w:val="3C474D"/>
+      <w:sz w:val="44"/>
     </w:rPr>
   </w:style>
-  <w:style w:type="paragraph" w:customStyle="1" w:styleId="SectionLeft">
-    <w:name w:val="Section Left"/>
-    <w:pPr>
-      <w:spacing w:before="180" w:after="80" w:line="240" w:lineRule="auto"/>
-    </w:pPr>
-    <w:rPr>
-      <w:rFonts w:ascii="Arial" w:hAnsi="Arial"/>
-      <w:b/>
-      <w:i w:val="0"/>
-      <w:color w:val="303A43"/>
-      <w:sz w:val="22"/>
-    </w:rPr>
-  </w:style>
-  <w:style w:type="paragraph" w:customStyle="1" w:styleId="EntryRole">
-    <w:name w:val="Entry Role"/>
-    <w:pPr>
-      <w:spacing w:before="100" w:after="20" w:line="240" w:lineRule="auto"/>
-    </w:pPr>
-    <w:rPr>
-      <w:rFonts w:ascii="Arial" w:hAnsi="Arial"/>
-      <w:b/>
-      <w:i w:val="0"/>
-      <w:color w:val="303A43"/>
-      <w:sz w:val="19"/>
-    </w:rPr>
-  </w:style>
-  <w:style w:type="paragraph" w:customStyle="1" w:styleId="EntryCompany">
-    <w:name w:val="Entry Company"/>
-    <w:pPr>
-      <w:spacing w:before="0" w:after="20" w:line="240" w:lineRule="auto"/>
-    </w:pPr>
-    <w:rPr>
-      <w:rFonts w:ascii="Arial" w:hAnsi="Arial"/>
-      <w:b/>
-      <w:i w:val="0"/>
-      <w:color w:val="55A6D9"/>
-      <w:sz w:val="17"/>
-    </w:rPr>
-  </w:style>
-  <w:style w:type="paragraph" w:customStyle="1" w:styleId="EntryMeta">
-    <w:name w:val="Entry Meta"/>
-    <w:pPr>
-      <w:spacing w:before="0" w:after="40" w:line="240" w:lineRule="auto"/>
+  <w:style w:type="paragraph" w:customStyle="1" w:styleId="CVTitle">
+    <w:name w:val="CV Title"/>
+    <w:pPr>
+      <w:spacing w:before="0" w:after="0" w:line="245" w:lineRule="auto"/>
     </w:pPr>
     <w:rPr>
       <w:rFonts w:ascii="Arial" w:hAnsi="Arial"/>
       <w:b w:val="0"/>
       <w:i w:val="0"/>
-      <w:color w:val="687681"/>
-      <w:sz w:val="16"/>
+      <w:color w:val="1597F2"/>
+      <w:sz w:val="27"/>
     </w:rPr>
   </w:style>
-  <w:style w:type="paragraph" w:customStyle="1" w:styleId="BodyCompact">
-    <w:name w:val="Body Compact"/>
-    <w:pPr>
-      <w:spacing w:before="0" w:after="40" w:line="259" w:lineRule="auto"/>
+  <w:style w:type="paragraph" w:customStyle="1" w:styleId="CVFields">
+    <w:name w:val="CV Fields"/>
+    <w:pPr>
+      <w:spacing w:before="40" w:after="20" w:line="259" w:lineRule="auto"/>
     </w:pPr>
     <w:rPr>
       <w:rFonts w:ascii="Arial" w:hAnsi="Arial"/>
       <w:b w:val="0"/>
       <w:i w:val="0"/>
-      <w:color w:val="303A43"/>
-      <w:sz w:val="17"/>
+      <w:color w:val="626B70"/>
+      <w:sz w:val="18"/>
+    </w:rPr>
+  </w:style>
+  <w:style w:type="paragraph" w:customStyle="1" w:styleId="SectionLeft">
+    <w:name w:val="Section Left"/>
+    <w:pPr>
+      <w:spacing w:before="300" w:after="100" w:line="240" w:lineRule="auto"/>
+    </w:pPr>
+    <w:rPr>
+      <w:rFonts w:ascii="Arial" w:hAnsi="Arial"/>
+      <w:b w:val="0"/>
+      <w:i w:val="0"/>
+      <w:color w:val="3C474D"/>
+      <w:sz w:val="28"/>
+    </w:rPr>
+  </w:style>
+  <w:style w:type="paragraph" w:customStyle="1" w:styleId="EntryRole">
+    <w:name w:val="Entry Role"/>
+    <w:pPr>
+      <w:spacing w:before="140" w:after="20" w:line="240" w:lineRule="auto"/>
+    </w:pPr>
+    <w:rPr>
+      <w:rFonts w:ascii="Arial" w:hAnsi="Arial"/>
+      <w:b w:val="0"/>
+      <w:i w:val="0"/>
+      <w:color w:val="3C474D"/>
+      <w:sz w:val="21"/>
+    </w:rPr>
+  </w:style>
+  <w:style w:type="paragraph" w:customStyle="1" w:styleId="EntryCompany">
+    <w:name w:val="Entry Company"/>
+    <w:pPr>
+      <w:spacing w:before="0" w:after="40" w:line="240" w:lineRule="auto"/>
+    </w:pPr>
+    <w:rPr>
+      <w:rFonts w:ascii="Arial" w:hAnsi="Arial"/>
+      <w:b w:val="0"/>
+      <w:i w:val="0"/>
+      <w:color w:val="1597F2"/>
+      <w:sz w:val="20"/>
+    </w:rPr>
+  </w:style>
+  <w:style w:type="paragraph" w:customStyle="1" w:styleId="EntryMeta">
+    <w:name w:val="Entry Meta"/>
+    <w:pPr>
+      <w:spacing w:before="0" w:after="40" w:line="240" w:lineRule="auto"/>
+    </w:pPr>
+    <w:rPr>
+      <w:rFonts w:ascii="Arial" w:hAnsi="Arial"/>
+      <w:b w:val="0"/>
+      <w:i w:val="0"/>
+      <w:color w:val="626B70"/>
+      <w:sz w:val="18"/>
+    </w:rPr>
+  </w:style>
+  <w:style w:type="paragraph" w:customStyle="1" w:styleId="BodyCompact">
+    <w:name w:val="Body Compact"/>
+    <w:pPr>
+      <w:spacing w:before="0" w:after="40" w:line="269" w:lineRule="auto"/>
+    </w:pPr>
+    <w:rPr>
+      <w:rFonts w:ascii="Arial" w:hAnsi="Arial"/>
+      <w:b w:val="0"/>
+      <w:i w:val="0"/>
+      <w:color w:val="626B70"/>
+      <w:sz w:val="18"/>
     </w:rPr>
   </w:style>
   <w:style w:type="paragraph" w:customStyle="1" w:styleId="SidebarHeading">
     <w:name w:val="Sidebar Heading"/>
     <w:pPr>
-      <w:spacing w:before="200" w:after="80" w:line="240" w:lineRule="auto"/>
-    </w:pPr>
-    <w:rPr>
-      <w:rFonts w:ascii="Arial" w:hAnsi="Arial"/>
-      <w:b/>
-      <w:i w:val="0"/>
-      <w:color w:val="FFFFFF"/>
-      <w:sz w:val="19"/>
-    </w:rPr>
-  </w:style>
-  <w:style w:type="paragraph" w:customStyle="1" w:styleId="SidebarBody">
-    <w:name w:val="Sidebar Body"/>
-    <w:pPr>
-      <w:spacing w:before="0" w:after="60" w:line="269" w:lineRule="auto"/>
+      <w:spacing w:before="360" w:after="120" w:line="240" w:lineRule="auto"/>
     </w:pPr>
     <w:rPr>
       <w:rFonts w:ascii="Arial" w:hAnsi="Arial"/>
       <w:b w:val="0"/>
       <w:i w:val="0"/>
       <w:color w:val="FFFFFF"/>
-      <w:sz w:val="16"/>
+      <w:sz w:val="26"/>
     </w:rPr>
   </w:style>
-  <w:style w:type="paragraph" w:customStyle="1" w:styleId="SidebarStrong">
-    <w:name w:val="Sidebar Strong"/>
-    <w:pPr>
-      <w:spacing w:before="60" w:after="0" w:line="252" w:lineRule="auto"/>
-    </w:pPr>
-    <w:rPr>
-      <w:rFonts w:ascii="Arial" w:hAnsi="Arial"/>
-      <w:b/>
-      <w:i w:val="0"/>
-      <w:color w:val="FFFFFF"/>
-      <w:sz w:val="17"/>
-    </w:rPr>
-  </w:style>
-  <w:style w:type="paragraph" w:customStyle="1" w:styleId="SidebarMuted">
-    <w:name w:val="Sidebar Muted"/>
-    <w:pPr>
-      <w:spacing w:before="0" w:after="60" w:line="252" w:lineRule="auto"/>
-    </w:pPr>
-    <w:rPr>
-      <w:rFonts w:ascii="Arial" w:hAnsi="Arial"/>
-      <w:b w:val="0"/>
-      <w:i w:val="0"/>
-      <w:color w:val="DDEAF3"/>
-      <w:sz w:val="15"/>
-    </w:rPr>
-  </w:style>
-  <w:style w:type="paragraph" w:customStyle="1" w:styleId="Optional">
-    <w:name w:val="Optional"/>
-    <w:pPr>
-      <w:spacing w:before="0" w:after="40" w:line="259" w:lineRule="auto"/>
-    </w:pPr>
-    <w:rPr>
-      <w:rFonts w:ascii="Arial" w:hAnsi="Arial"/>
-      <w:b w:val="0"/>
-      <w:i w:val="0"/>
-      <w:color w:val="303A43"/>
-      <w:sz w:val="17"/>
-    </w:rPr>
-  </w:style>
-  <w:style w:type="paragraph" w:customStyle="1" w:styleId="OptionalSidebar">
-    <w:name w:val="Optional Sidebar"/>
-    <w:pPr>
-      <w:spacing w:before="0" w:after="60" w:line="269" w:lineRule="auto"/>
+  <w:style w:type="paragraph" w:customStyle="1" w:styleId="SidebarBody">
+    <w:name w:val="Sidebar Body"/>
+    <w:pPr>
+      <w:spacing w:before="0" w:after="100" w:line="276" w:lineRule="auto"/>
     </w:pPr>
     <w:rPr>
       <w:rFonts w:ascii="Arial" w:hAnsi="Arial"/>
       <w:b w:val="0"/>
       <w:i w:val="0"/>
       <w:color w:val="FFFFFF"/>
-      <w:sz w:val="16"/>
+      <w:sz w:val="18"/>
     </w:rPr>
   </w:style>
-  <w:style w:type="paragraph" w:customStyle="1" w:styleId="OptionalHeading">
-    <w:name w:val="Optional Heading"/>
-    <w:pPr>
-      <w:spacing w:before="180" w:after="80" w:line="240" w:lineRule="auto"/>
-    </w:pPr>
-    <w:rPr>
-      <w:rFonts w:ascii="Arial" w:hAnsi="Arial"/>
-      <w:b/>
-      <w:i w:val="0"/>
-      <w:color w:val="303A43"/>
-      <w:sz w:val="22"/>
-    </w:rPr>
-  </w:style>
-  <w:style w:type="paragraph" w:customStyle="1" w:styleId="OptionalSidebarHeading">
-    <w:name w:val="Optional Sidebar Heading"/>
-    <w:pPr>
-      <w:spacing w:before="200" w:after="80" w:line="240" w:lineRule="auto"/>
-    </w:pPr>
-    <w:rPr>
-      <w:rFonts w:ascii="Arial" w:hAnsi="Arial"/>
-      <w:b/>
-      <w:i w:val="0"/>
-      <w:color w:val="FFFFFF"/>
-      <w:sz w:val="19"/>
-    </w:rPr>
-  </w:style>
-  <w:style w:type="paragraph" w:customStyle="1" w:styleId="OptionalBullet">
-    <w:name w:val="Optional Bullet"/>
-    <w:basedOn w:val="ListBullet"/>
-    <w:pPr>
-      <w:spacing w:before="0" w:after="20" w:line="252" w:lineRule="auto"/>
-      <w:ind w:left="520" w:hanging="240"/>
+  <w:style w:type="paragraph" w:customStyle="1" w:styleId="SidebarStrong">
+    <w:name w:val="Sidebar Strong"/>
+    <w:pPr>
+      <w:spacing w:before="120" w:after="20" w:line="252" w:lineRule="auto"/>
     </w:pPr>
     <w:rPr>
       <w:rFonts w:ascii="Arial" w:hAnsi="Arial"/>
       <w:b w:val="0"/>
       <w:i w:val="0"/>
-      <w:color w:val="303A43"/>
-      <w:sz w:val="16"/>
+      <w:color w:val="FFFFFF"/>
+      <w:sz w:val="20"/>
+    </w:rPr>
+  </w:style>
+  <w:style w:type="paragraph" w:customStyle="1" w:styleId="SidebarMuted">
+    <w:name w:val="Sidebar Muted"/>
+    <w:pPr>
+      <w:spacing w:before="0" w:after="100" w:line="269" w:lineRule="auto"/>
+    </w:pPr>
+    <w:rPr>
+      <w:rFonts w:ascii="Arial" w:hAnsi="Arial"/>
+      <w:b w:val="0"/>
+      <w:i w:val="0"/>
+      <w:color w:val="D7E0E7"/>
+      <w:sz w:val="18"/>
+    </w:rPr>
+  </w:style>
+  <w:style w:type="paragraph" w:customStyle="1" w:styleId="Optional">
+    <w:name w:val="Optional"/>
+    <w:pPr>
+      <w:spacing w:before="0" w:after="40" w:line="264" w:lineRule="auto"/>
+    </w:pPr>
+    <w:rPr>
+      <w:rFonts w:ascii="Arial" w:hAnsi="Arial"/>
+      <w:b w:val="0"/>
+      <w:i w:val="0"/>
+      <w:color w:val="3C474D"/>
+      <w:sz w:val="18"/>
+    </w:rPr>
+  </w:style>
+  <w:style w:type="paragraph" w:customStyle="1" w:styleId="OptionalSidebar">
+    <w:name w:val="Optional Sidebar"/>
+    <w:pPr>
+      <w:spacing w:before="0" w:after="100" w:line="276" w:lineRule="auto"/>
+    </w:pPr>
+    <w:rPr>
+      <w:rFonts w:ascii="Arial" w:hAnsi="Arial"/>
+      <w:b w:val="0"/>
+      <w:i w:val="0"/>
+      <w:color w:val="FFFFFF"/>
+      <w:sz w:val="18"/>
+    </w:rPr>
+  </w:style>
+  <w:style w:type="paragraph" w:customStyle="1" w:styleId="OptionalHeading">
+    <w:name w:val="Optional Heading"/>
+    <w:pPr>
+      <w:spacing w:before="300" w:after="100" w:line="240" w:lineRule="auto"/>
+    </w:pPr>
+    <w:rPr>
+      <w:rFonts w:ascii="Arial" w:hAnsi="Arial"/>
+      <w:b w:val="0"/>
+      <w:i w:val="0"/>
+      <w:color w:val="3C474D"/>
+      <w:sz w:val="28"/>
+    </w:rPr>
+  </w:style>
+  <w:style w:type="paragraph" w:customStyle="1" w:styleId="OptionalSidebarHeading">
+    <w:name w:val="Optional Sidebar Heading"/>
+    <w:pPr>
+      <w:spacing w:before="360" w:after="120" w:line="240" w:lineRule="auto"/>
+    </w:pPr>
+    <w:rPr>
+      <w:rFonts w:ascii="Arial" w:hAnsi="Arial"/>
+      <w:b w:val="0"/>
+      <w:i w:val="0"/>
+      <w:color w:val="FFFFFF"/>
+      <w:sz w:val="26"/>
+    </w:rPr>
+  </w:style>
+  <w:style w:type="paragraph" w:customStyle="1" w:styleId="OptionalBullet">
+    <w:name w:val="Optional Bullet"/>
+    <w:basedOn w:val="ListBullet"/>
+    <w:pPr>
+      <w:spacing w:before="0" w:after="20" w:line="259" w:lineRule="auto"/>
+      <w:ind w:left="980" w:hanging="240" w:right="420"/>
+    </w:pPr>
+    <w:rPr>
+      <w:rFonts w:ascii="Arial" w:hAnsi="Arial"/>
+      <w:b w:val="0"/>
+      <w:i w:val="0"/>
+      <w:color w:val="626B70"/>
+      <w:sz w:val="18"/>
     </w:rPr>
   </w:style>
   <w:style w:type="paragraph" w:customStyle="1" w:styleId="CellTerminator">
@@ -13681,7 +13656,7 @@
       <w:rFonts w:ascii="Arial" w:hAnsi="Arial"/>
       <w:b/>
       <w:i w:val="0"/>
-      <w:color w:val="303A43"/>
+      <w:color w:val="3C474D"/>
       <w:sz w:val="48"/>
     </w:rPr>
   </w:style>
@@ -13694,7 +13669,7 @@
       <w:rFonts w:ascii="Arial" w:hAnsi="Arial"/>
       <w:b/>
       <w:i w:val="0"/>
-      <w:color w:val="294966"/>
+      <w:color w:val="244762"/>
       <w:sz w:val="24"/>
     </w:rPr>
   </w:style>
